--- a/브라질 변호사/7부/7부_1화_경제_실책_공방.docx
+++ b/브라질 변호사/7부/7부_1화_경제_실책_공방.docx
@@ -5798,7 +5798,7 @@
           <w:i w:val="0"/>
           <w:sz w:val="22"/>
         </w:rPr>
-        <w:t xml:space="preserve"> Mas você tinha trinta e cinco anos e cara de pau. Ela tem vinte e seis e cara de pesquisadora.</w:t>
+        <w:t xml:space="preserve"> Mas você tinha trinta e cinco anos e cara de pau. Ela tem trinta e cara de pesquisadora.</w:t>
       </w:r>
     </w:p>
     <w:p>
